--- a/Documents/Long CV_Maneesh Punetha_Jan_2025.docx
+++ b/Documents/Long CV_Maneesh Punetha_Jan_2025.docx
@@ -691,26 +691,14 @@
       </w:r>
       <w:bookmarkEnd w:id="0"/>
       <w:r>
-        <w:t xml:space="preserve"> </w:t>
-      </w:r>
-      <w:proofErr w:type="spellStart"/>
-      <w:r>
-        <w:t>and</w:t>
-      </w:r>
-      <w:r>
-        <w:rPr>
-          <w:b/>
-          <w:bCs/>
-        </w:rPr>
-        <w:t>Outstanding</w:t>
-      </w:r>
-      <w:proofErr w:type="spellEnd"/>
-      <w:r>
-        <w:rPr>
-          <w:b/>
-          <w:bCs/>
-        </w:rPr>
-        <w:t xml:space="preserve"> Ph.D. Thesis Award, 2020, IIT Kanpur</w:t>
+        <w:t xml:space="preserve"> and</w:t>
+      </w:r>
+      <w:r>
+        <w:rPr>
+          <w:b/>
+          <w:bCs/>
+        </w:rPr>
+        <w:t>Outstanding Ph.D. Thesis Award, 2020, IIT Kanpur</w:t>
       </w:r>
       <w:r>
         <w:rPr>
@@ -2050,19 +2038,11 @@
         </w:rPr>
         <w:t xml:space="preserve"> and </w:t>
       </w:r>
-      <w:proofErr w:type="spellStart"/>
-      <w:r>
-        <w:rPr>
-          <w:lang w:val="en-IN"/>
-        </w:rPr>
-        <w:t>M.Tech</w:t>
-      </w:r>
-      <w:proofErr w:type="spellEnd"/>
-      <w:r>
-        <w:rPr>
-          <w:lang w:val="en-IN"/>
-        </w:rPr>
-        <w:t xml:space="preserve">. </w:t>
+      <w:r>
+        <w:rPr>
+          <w:lang w:val="en-IN"/>
+        </w:rPr>
+        <w:t xml:space="preserve">M.Tech. </w:t>
       </w:r>
       <w:r>
         <w:rPr>
@@ -2282,15 +2262,7 @@
         <w:t>, and</w:t>
       </w:r>
       <w:r>
-        <w:t xml:space="preserve"> </w:t>
-      </w:r>
-      <w:proofErr w:type="spellStart"/>
-      <w:r>
-        <w:t>Ganju</w:t>
-      </w:r>
-      <w:proofErr w:type="spellEnd"/>
-      <w:r>
-        <w:t xml:space="preserve"> S., Intrinsic Transport and Combustion Issues of Steam-Air-Hydrogen Mixtures in Nuclear Containments, </w:t>
+        <w:t xml:space="preserve"> Ganju S., Intrinsic Transport and Combustion Issues of Steam-Air-Hydrogen Mixtures in Nuclear Containments, </w:t>
       </w:r>
       <w:r>
         <w:lastRenderedPageBreak/>
@@ -2497,39 +2469,29 @@
         <w:rPr>
           <w:lang w:val="en-GB"/>
         </w:rPr>
-        <w:t xml:space="preserve">, </w:t>
-      </w:r>
-      <w:proofErr w:type="spellStart"/>
+        <w:t>, Konovalenko</w:t>
+      </w:r>
       <w:r>
         <w:rPr>
           <w:lang w:val="en-GB"/>
         </w:rPr>
-        <w:t>Konovalenko</w:t>
-      </w:r>
-      <w:proofErr w:type="spellEnd"/>
+        <w:t xml:space="preserve"> A.</w:t>
+      </w:r>
       <w:r>
         <w:rPr>
           <w:lang w:val="en-GB"/>
         </w:rPr>
-        <w:t xml:space="preserve"> A.</w:t>
+        <w:t>, and</w:t>
       </w:r>
       <w:r>
         <w:rPr>
           <w:lang w:val="en-GB"/>
         </w:rPr>
-        <w:t>, and</w:t>
-      </w:r>
-      <w:r>
-        <w:rPr>
-          <w:lang w:val="en-GB"/>
-        </w:rPr>
         <w:t xml:space="preserve"> </w:t>
       </w:r>
-      <w:proofErr w:type="spellStart"/>
       <w:r>
         <w:t>Bechta</w:t>
       </w:r>
-      <w:proofErr w:type="spellEnd"/>
       <w:r>
         <w:t xml:space="preserve"> S.</w:t>
       </w:r>
@@ -2576,15 +2538,7 @@
         <w:spacing w:before="0"/>
       </w:pPr>
       <w:r>
-        <w:t xml:space="preserve">Yadav M. K., Punetha M., </w:t>
-      </w:r>
-      <w:proofErr w:type="spellStart"/>
-      <w:r>
-        <w:t>Bhanawat</w:t>
-      </w:r>
-      <w:proofErr w:type="spellEnd"/>
-      <w:r>
-        <w:t xml:space="preserve"> A.</w:t>
+        <w:t>Yadav M. K., Punetha M., Bhanawat A.</w:t>
       </w:r>
       <w:r>
         <w:t>,</w:t>
@@ -2673,13 +2627,8 @@
       <w:pPr>
         <w:pStyle w:val="Numbered"/>
       </w:pPr>
-      <w:proofErr w:type="spellStart"/>
-      <w:r>
-        <w:t>Bhanawat</w:t>
-      </w:r>
-      <w:proofErr w:type="spellEnd"/>
-      <w:r>
-        <w:t xml:space="preserve"> A., Yadav M. K., Punetha M., Khandekar S.</w:t>
+      <w:r>
+        <w:t>Bhanawat A., Yadav M. K., Punetha M., Khandekar S.</w:t>
       </w:r>
       <w:r>
         <w:t>,</w:t>
@@ -2688,15 +2637,7 @@
         <w:t xml:space="preserve"> and Sharma P. K., </w:t>
       </w:r>
       <w:r>
-        <w:t xml:space="preserve">Effect of Surface Inclination on </w:t>
-      </w:r>
-      <w:proofErr w:type="spellStart"/>
-      <w:r>
-        <w:t>Filmwise</w:t>
-      </w:r>
-      <w:proofErr w:type="spellEnd"/>
-      <w:r>
-        <w:t xml:space="preserve"> Condensation Heat Transfer During Flow of Steam–Air Mixtures</w:t>
+        <w:t>Effect of Surface Inclination on Filmwise Condensation Heat Transfer During Flow of Steam–Air Mixtures</w:t>
       </w:r>
       <w:r>
         <w:t>,</w:t>
@@ -2757,10 +2698,7 @@
         <w:pStyle w:val="Numbered"/>
       </w:pPr>
       <w:r>
-        <w:t>Fang D., Deng Y., Xiang Y., Punetha M., Zhao L., and Ma W., Experimental and numerical studies on spray cooling of a downward-facing surface under partial coverage of multi-nozzle sprays, Nuclear Engineering and Design, Vol. 428, pp. 1-16, November 2024. DOI: 10.1016/j.nucengdes.2024.113525</w:t>
-      </w:r>
-      <w:r>
-        <w:t xml:space="preserve"> </w:t>
+        <w:t xml:space="preserve">Fang D., Deng Y., Xiang Y., Punetha M., Zhao L., and Ma W., Experimental and numerical studies on spray cooling of a downward-facing surface under partial coverage of multi-nozzle sprays, Nuclear Engineering and Design, Vol. 428, pp. 1-16, November 2024. DOI: 10.1016/j.nucengdes.2024.113525 </w:t>
       </w:r>
       <w:r>
         <w:rPr>
@@ -2789,26 +2727,7 @@
         <w:pStyle w:val="Numbered"/>
       </w:pPr>
       <w:r>
-        <w:t xml:space="preserve">Zhao L., Punetha M., Ma W., </w:t>
-      </w:r>
-      <w:proofErr w:type="spellStart"/>
-      <w:r>
-        <w:t>Bechta</w:t>
-      </w:r>
-      <w:proofErr w:type="spellEnd"/>
-      <w:r>
-        <w:t xml:space="preserve"> S., Isaksson P., </w:t>
-      </w:r>
-      <w:proofErr w:type="spellStart"/>
-      <w:r>
-        <w:t>Lomperski</w:t>
-      </w:r>
-      <w:proofErr w:type="spellEnd"/>
-      <w:r>
-        <w:t xml:space="preserve"> S. W., Farmer M. T., and Licht J. R., Application of moving particle semi-implicit method on simulating melt spreading within OECD/ROSAU project, Nuclear Engineering and Design, Vol. 427, pp. 1-11, October 2024. DOI: 10.1016/j.nucengdes.2024.113447</w:t>
-      </w:r>
-      <w:r>
-        <w:t xml:space="preserve"> </w:t>
+        <w:t xml:space="preserve">Zhao L., Punetha M., Ma W., Bechta S., Isaksson P., Lomperski S. W., Farmer M. T., and Licht J. R., Application of moving particle semi-implicit method on simulating melt spreading within OECD/ROSAU project, Nuclear Engineering and Design, Vol. 427, pp. 1-11, October 2024. DOI: 10.1016/j.nucengdes.2024.113447 </w:t>
       </w:r>
       <w:r>
         <w:rPr>
@@ -2852,29 +2771,13 @@
       </w:pPr>
       <w:bookmarkStart w:id="1" w:name="_Hlk51601478"/>
       <w:r>
-        <w:t xml:space="preserve">Yadav M.K., Punetha M., </w:t>
-      </w:r>
-      <w:proofErr w:type="spellStart"/>
-      <w:r>
-        <w:t>Bhanawat</w:t>
-      </w:r>
-      <w:proofErr w:type="spellEnd"/>
-      <w:r>
-        <w:t xml:space="preserve"> A.</w:t>
-      </w:r>
-      <w:proofErr w:type="gramStart"/>
-      <w:r>
-        <w:t>,</w:t>
+        <w:t>Yadav M.K., Punetha M., Bhanawat A.,</w:t>
       </w:r>
       <w:r>
         <w:t xml:space="preserve"> </w:t>
       </w:r>
       <w:r>
-        <w:t xml:space="preserve"> Khandekar</w:t>
-      </w:r>
-      <w:proofErr w:type="gramEnd"/>
-      <w:r>
-        <w:t xml:space="preserve"> S.</w:t>
+        <w:t xml:space="preserve"> Khandekar S.</w:t>
       </w:r>
       <w:r>
         <w:t xml:space="preserve">, and </w:t>
@@ -3002,13 +2905,7 @@
         <w:t xml:space="preserve">Punetha, M., </w:t>
       </w:r>
       <w:r>
-        <w:t>Thermal Hydraulic Study for Passive Safety of Small</w:t>
-      </w:r>
-      <w:r>
-        <w:t xml:space="preserve"> </w:t>
-      </w:r>
-      <w:r>
-        <w:t>Modular Reactor (SMR) Containment</w:t>
+        <w:t>Thermal Hydraulic Study for Passive Safety of Small Modular Reactor (SMR) Containment</w:t>
       </w:r>
       <w:r>
         <w:t xml:space="preserve">. </w:t>
@@ -3095,39 +2992,7 @@
       </w:pPr>
       <w:r>
         <w:lastRenderedPageBreak/>
-        <w:t xml:space="preserve">Punetha, M., </w:t>
-      </w:r>
-      <w:proofErr w:type="spellStart"/>
-      <w:r>
-        <w:t>Komlev</w:t>
-      </w:r>
-      <w:proofErr w:type="spellEnd"/>
-      <w:r>
-        <w:t xml:space="preserve">, A., </w:t>
-      </w:r>
-      <w:proofErr w:type="spellStart"/>
-      <w:r>
-        <w:t>Konlvalenko</w:t>
-      </w:r>
-      <w:proofErr w:type="spellEnd"/>
-      <w:r>
-        <w:t xml:space="preserve">, A., and </w:t>
-      </w:r>
-      <w:proofErr w:type="spellStart"/>
-      <w:r>
-        <w:t>Bechta</w:t>
-      </w:r>
-      <w:proofErr w:type="spellEnd"/>
-      <w:r>
-        <w:t xml:space="preserve">, S., Thermo-hydrodynamic of Corium Simulant Melt Spreading: A </w:t>
-      </w:r>
-      <w:proofErr w:type="gramStart"/>
-      <w:r>
-        <w:t>small scale</w:t>
-      </w:r>
-      <w:proofErr w:type="gramEnd"/>
-      <w:r>
-        <w:t xml:space="preserve"> model study. ‘11th International Conference on Multiphase Flow (ICMF-2023)’, Kobe, Japan. 2-7, April 2023</w:t>
+        <w:t>Punetha, M., Komlev, A., Konlvalenko, A., and Bechta, S., Thermo-hydrodynamic of Corium Simulant Melt Spreading: A small scale model study. ‘11th International Conference on Multiphase Flow (ICMF-2023)’, Kobe, Japan. 2-7, April 2023</w:t>
       </w:r>
       <w:r>
         <w:t>.</w:t>
@@ -3174,15 +3039,7 @@
         </w:rPr>
       </w:pPr>
       <w:r>
-        <w:t xml:space="preserve">Punetha M., Yadav M.K., </w:t>
-      </w:r>
-      <w:proofErr w:type="spellStart"/>
-      <w:r>
-        <w:t>Bhanawat</w:t>
-      </w:r>
-      <w:proofErr w:type="spellEnd"/>
-      <w:r>
-        <w:t xml:space="preserve"> A.,</w:t>
+        <w:t>Punetha M., Yadav M.K., Bhanawat A.,</w:t>
       </w:r>
       <w:r>
         <w:t xml:space="preserve"> and</w:t>
@@ -3233,13 +3090,8 @@
         <w:pStyle w:val="Numbered"/>
         <w:ind w:left="284" w:hanging="284"/>
       </w:pPr>
-      <w:proofErr w:type="spellStart"/>
-      <w:r>
-        <w:t>Bhanawat</w:t>
-      </w:r>
-      <w:proofErr w:type="spellEnd"/>
-      <w:r>
-        <w:t xml:space="preserve"> A., Punetha M., Yadav M.K., and Khandekar, S., Effect of Surface Inclination on Film Condensation Heat Transfer in the Presence of Air, Proceedings of 27</w:t>
+      <w:r>
+        <w:t>Bhanawat A., Punetha M., Yadav M.K., and Khandekar, S., Effect of Surface Inclination on Film Condensation Heat Transfer in the Presence of Air, Proceedings of 27</w:t>
       </w:r>
       <w:r>
         <w:rPr>
@@ -3284,15 +3136,7 @@
         <w:t>th</w:t>
       </w:r>
       <w:r>
-        <w:t xml:space="preserve"> International Conference on Computational Methods for Thermal Problems (</w:t>
-      </w:r>
-      <w:proofErr w:type="spellStart"/>
-      <w:r>
-        <w:t>ThermaComp</w:t>
-      </w:r>
-      <w:proofErr w:type="spellEnd"/>
-      <w:r>
-        <w:t xml:space="preserve"> - 2018), IISc Bangalore, Karnataka, India, pp. 480-483, July 9-11, 2018. </w:t>
+        <w:t xml:space="preserve"> International Conference on Computational Methods for Thermal Problems (ThermaComp - 2018), IISc Bangalore, Karnataka, India, pp. 480-483, July 9-11, 2018. </w:t>
       </w:r>
       <w:r>
         <w:rPr>
@@ -3406,15 +3250,7 @@
         <w:spacing w:before="0"/>
       </w:pPr>
       <w:r>
-        <w:t xml:space="preserve">Punetha M., </w:t>
-      </w:r>
-      <w:proofErr w:type="spellStart"/>
-      <w:r>
-        <w:t>Roopchandani</w:t>
-      </w:r>
-      <w:proofErr w:type="spellEnd"/>
-      <w:r>
-        <w:t xml:space="preserve"> C.</w:t>
+        <w:t>Punetha M., Roopchandani C.</w:t>
       </w:r>
       <w:r>
         <w:t>,</w:t>
@@ -3553,25 +3389,7 @@
           <w:szCs w:val="24"/>
           <w:lang w:eastAsia="en-US"/>
         </w:rPr>
-        <w:t xml:space="preserve">However, passive technology for </w:t>
-      </w:r>
-      <w:r>
-        <w:rPr>
-          <w:b w:val="0"/>
-          <w:color w:val="auto"/>
-          <w:szCs w:val="24"/>
-          <w:lang w:eastAsia="en-US"/>
-        </w:rPr>
-        <w:t xml:space="preserve">safety </w:t>
-      </w:r>
-      <w:r>
-        <w:rPr>
-          <w:b w:val="0"/>
-          <w:color w:val="auto"/>
-          <w:szCs w:val="24"/>
-          <w:lang w:eastAsia="en-US"/>
-        </w:rPr>
-        <w:t>needs further research. The study includes the understanding</w:t>
+        <w:t>However, passive technology for safety needs further research. The study includes the understanding</w:t>
       </w:r>
       <w:r>
         <w:rPr>
@@ -3651,7 +3469,7 @@
           <w:szCs w:val="24"/>
           <w:lang w:eastAsia="en-US"/>
         </w:rPr>
-        <w:t>experimental</w:t>
+        <w:t>experimental data</w:t>
       </w:r>
       <w:r>
         <w:rPr>
@@ -3660,7 +3478,7 @@
           <w:szCs w:val="24"/>
           <w:lang w:eastAsia="en-US"/>
         </w:rPr>
-        <w:t xml:space="preserve"> data</w:t>
+        <w:t xml:space="preserve"> for improvement of design equations for condensation.</w:t>
       </w:r>
       <w:r>
         <w:rPr>
@@ -3669,9 +3487,8 @@
           <w:szCs w:val="24"/>
           <w:lang w:eastAsia="en-US"/>
         </w:rPr>
-        <w:t xml:space="preserve"> for </w:t>
-      </w:r>
-      <w:proofErr w:type="gramStart"/>
+        <w:t xml:space="preserve"> Subsequently, comparison/validation</w:t>
+      </w:r>
       <w:r>
         <w:rPr>
           <w:b w:val="0"/>
@@ -3679,9 +3496,8 @@
           <w:szCs w:val="24"/>
           <w:lang w:eastAsia="en-US"/>
         </w:rPr>
-        <w:t>improvement</w:t>
-      </w:r>
-      <w:proofErr w:type="gramEnd"/>
+        <w:t xml:space="preserve"> of </w:t>
+      </w:r>
       <w:r>
         <w:rPr>
           <w:b w:val="0"/>
@@ -3689,70 +3505,7 @@
           <w:szCs w:val="24"/>
           <w:lang w:eastAsia="en-US"/>
         </w:rPr>
-        <w:t xml:space="preserve"> of design equations for </w:t>
-      </w:r>
-      <w:r>
-        <w:rPr>
-          <w:b w:val="0"/>
-          <w:color w:val="auto"/>
-          <w:szCs w:val="24"/>
-          <w:lang w:eastAsia="en-US"/>
-        </w:rPr>
-        <w:t>condensation.</w:t>
-      </w:r>
-      <w:r>
-        <w:rPr>
-          <w:b w:val="0"/>
-          <w:color w:val="auto"/>
-          <w:szCs w:val="24"/>
-          <w:lang w:eastAsia="en-US"/>
-        </w:rPr>
-        <w:t xml:space="preserve"> Subsequently</w:t>
-      </w:r>
-      <w:r>
-        <w:rPr>
-          <w:b w:val="0"/>
-          <w:color w:val="auto"/>
-          <w:szCs w:val="24"/>
-          <w:lang w:eastAsia="en-US"/>
-        </w:rPr>
-        <w:t xml:space="preserve">, </w:t>
-      </w:r>
-      <w:r>
-        <w:rPr>
-          <w:b w:val="0"/>
-          <w:color w:val="auto"/>
-          <w:szCs w:val="24"/>
-          <w:lang w:eastAsia="en-US"/>
-        </w:rPr>
-        <w:t>comparison/validation</w:t>
-      </w:r>
-      <w:r>
-        <w:rPr>
-          <w:b w:val="0"/>
-          <w:color w:val="auto"/>
-          <w:szCs w:val="24"/>
-          <w:lang w:eastAsia="en-US"/>
-        </w:rPr>
-        <w:t xml:space="preserve"> of </w:t>
-      </w:r>
-      <w:r>
-        <w:rPr>
-          <w:b w:val="0"/>
-          <w:color w:val="auto"/>
-          <w:szCs w:val="24"/>
-          <w:lang w:eastAsia="en-US"/>
-        </w:rPr>
-        <w:t>existing transport models</w:t>
-      </w:r>
-      <w:r>
-        <w:rPr>
-          <w:b w:val="0"/>
-          <w:color w:val="auto"/>
-          <w:szCs w:val="24"/>
-          <w:lang w:eastAsia="en-US"/>
-        </w:rPr>
-        <w:t xml:space="preserve"> </w:t>
+        <w:t xml:space="preserve">existing transport models </w:t>
       </w:r>
       <w:r>
         <w:rPr>
@@ -3987,15 +3740,7 @@
         <w:ind w:left="714" w:hanging="357"/>
       </w:pPr>
       <w:r>
-        <w:t xml:space="preserve">The objective of the work is to study the hydrodynamic and thermal interaction of corium, a highly radioactive material, during its </w:t>
-      </w:r>
-      <w:proofErr w:type="gramStart"/>
-      <w:r>
-        <w:t>spreading</w:t>
-      </w:r>
-      <w:proofErr w:type="gramEnd"/>
-      <w:r>
-        <w:t xml:space="preserve"> over </w:t>
+        <w:t xml:space="preserve">The objective of the work is to study the hydrodynamic and thermal interaction of corium, a highly radioactive material, during its spreading over </w:t>
       </w:r>
       <w:r>
         <w:t xml:space="preserve">containment </w:t>
@@ -4009,13 +3754,8 @@
       <w:r>
         <w:t xml:space="preserve"> </w:t>
       </w:r>
-      <w:proofErr w:type="gramStart"/>
-      <w:r>
-        <w:t>in order to</w:t>
-      </w:r>
-      <w:proofErr w:type="gramEnd"/>
-      <w:r>
-        <w:t xml:space="preserve"> understand the phenomenology and develop numerical codes.</w:t>
+      <w:r>
+        <w:t>in order to understand the phenomenology and develop numerical codes.</w:t>
       </w:r>
       <w:r>
         <w:t xml:space="preserve"> The cavity has a</w:t>
@@ -4064,15 +3804,7 @@
         <w:t>A</w:t>
       </w:r>
       <w:r>
-        <w:t xml:space="preserve"> new facility known as Co-</w:t>
-      </w:r>
-      <w:proofErr w:type="spellStart"/>
-      <w:r>
-        <w:t>rium</w:t>
-      </w:r>
-      <w:proofErr w:type="spellEnd"/>
-      <w:r>
-        <w:t xml:space="preserve"> Simulant Melt Underwater Spreading (CoSMUS</w:t>
+        <w:t xml:space="preserve"> new facility known as Co-rium Simulant Melt Underwater Spreading (CoSMUS</w:t>
       </w:r>
       <w:r>
         <w:t>)</w:t>
@@ -4226,17 +3958,8 @@
           <w:rFonts w:ascii="Georgia" w:eastAsia="Times New Roman" w:hAnsi="Georgia"/>
           <w:szCs w:val="24"/>
         </w:rPr>
-        <w:t xml:space="preserve">Radiation Modelling of In-vessel Melt </w:t>
-      </w:r>
-      <w:proofErr w:type="spellStart"/>
-      <w:r>
-        <w:rPr>
-          <w:rFonts w:ascii="Georgia" w:eastAsia="Times New Roman" w:hAnsi="Georgia"/>
-          <w:szCs w:val="24"/>
-        </w:rPr>
-        <w:t>Coolability</w:t>
-      </w:r>
-      <w:proofErr w:type="spellEnd"/>
+        <w:t>Radiation Modelling of In-vessel Melt Coolability</w:t>
+      </w:r>
       <w:r>
         <w:rPr>
           <w:rFonts w:ascii="Georgia" w:eastAsia="Times New Roman" w:hAnsi="Georgia"/>
@@ -4414,21 +4137,7 @@
         <w:rPr>
           <w:lang w:val="en-IN"/>
         </w:rPr>
-        <w:t xml:space="preserve"> funded by Bhabha Atomic Research </w:t>
-      </w:r>
-      <w:proofErr w:type="spellStart"/>
-      <w:r>
-        <w:rPr>
-          <w:lang w:val="en-IN"/>
-        </w:rPr>
-        <w:t>Center</w:t>
-      </w:r>
-      <w:proofErr w:type="spellEnd"/>
-      <w:r>
-        <w:rPr>
-          <w:lang w:val="en-IN"/>
-        </w:rPr>
-        <w:t xml:space="preserve"> (BARC), Mumbai, India</w:t>
+        <w:t xml:space="preserve"> funded by Bhabha Atomic Research Center (BARC), Mumbai, India</w:t>
       </w:r>
       <w:r>
         <w:rPr>
@@ -4547,39 +4256,7 @@
           <w:rFonts w:cs="SymbolMT"/>
           <w:szCs w:val="22"/>
         </w:rPr>
-        <w:t xml:space="preserve"> single-compartment large scale Thermal-</w:t>
-      </w:r>
-      <w:proofErr w:type="spellStart"/>
-      <w:r>
-        <w:rPr>
-          <w:rFonts w:cs="SymbolMT"/>
-          <w:szCs w:val="22"/>
-        </w:rPr>
-        <w:t>HYdraulic</w:t>
-      </w:r>
-      <w:proofErr w:type="spellEnd"/>
-      <w:r>
-        <w:rPr>
-          <w:rFonts w:cs="SymbolMT"/>
-          <w:szCs w:val="22"/>
-        </w:rPr>
-        <w:t xml:space="preserve"> test facility for </w:t>
-      </w:r>
-      <w:proofErr w:type="spellStart"/>
-      <w:r>
-        <w:rPr>
-          <w:rFonts w:cs="SymbolMT"/>
-          <w:szCs w:val="22"/>
-        </w:rPr>
-        <w:t>CONtainment</w:t>
-      </w:r>
-      <w:proofErr w:type="spellEnd"/>
-      <w:r>
-        <w:rPr>
-          <w:rFonts w:cs="SymbolMT"/>
-          <w:szCs w:val="22"/>
-        </w:rPr>
-        <w:t xml:space="preserve"> (THYCON)</w:t>
+        <w:t xml:space="preserve"> single-compartment large scale Thermal-HYdraulic test facility for CONtainment (THYCON)</w:t>
       </w:r>
       <w:r>
         <w:rPr>
@@ -5264,16 +4941,15 @@
           <w:b/>
           <w:bCs w:val="0"/>
         </w:rPr>
-        <w:t xml:space="preserve">PhD Thesis </w:t>
-      </w:r>
-      <w:proofErr w:type="spellStart"/>
+        <w:t>PhD Thesis Super</w:t>
+      </w:r>
       <w:r>
         <w:rPr>
           <w:rStyle w:val="Strong"/>
           <w:b/>
           <w:bCs w:val="0"/>
         </w:rPr>
-        <w:t>Super</w:t>
+        <w:t>vis</w:t>
       </w:r>
       <w:r>
         <w:rPr>
@@ -5281,17 +4957,8 @@
           <w:b/>
           <w:bCs w:val="0"/>
         </w:rPr>
-        <w:t>vis</w:t>
-      </w:r>
-      <w:r>
-        <w:rPr>
-          <w:rStyle w:val="Strong"/>
-          <w:b/>
-          <w:bCs w:val="0"/>
-        </w:rPr>
         <w:t>on</w:t>
       </w:r>
-      <w:proofErr w:type="spellEnd"/>
     </w:p>
     <w:p>
       <w:pPr>
@@ -5362,6 +5029,24 @@
           <w:szCs w:val="22"/>
           <w:lang w:val="en-IN"/>
         </w:rPr>
+        <w:t xml:space="preserve">, </w:t>
+      </w:r>
+      <w:r>
+        <w:rPr>
+          <w:b/>
+          <w:bCs/>
+          <w:noProof/>
+          <w:szCs w:val="22"/>
+          <w:lang w:val="en-IN"/>
+        </w:rPr>
+        <w:t>Completed</w:t>
+      </w:r>
+      <w:r>
+        <w:rPr>
+          <w:noProof/>
+          <w:szCs w:val="22"/>
+          <w:lang w:val="en-IN"/>
+        </w:rPr>
         <w:t>)</w:t>
       </w:r>
     </w:p>
@@ -5525,6 +5210,24 @@
           <w:szCs w:val="22"/>
           <w:lang w:val="en-IN"/>
         </w:rPr>
+        <w:t xml:space="preserve">, </w:t>
+      </w:r>
+      <w:r>
+        <w:rPr>
+          <w:b/>
+          <w:bCs/>
+          <w:noProof/>
+          <w:szCs w:val="22"/>
+          <w:lang w:val="en-IN"/>
+        </w:rPr>
+        <w:t>Ogoing</w:t>
+      </w:r>
+      <w:r>
+        <w:rPr>
+          <w:noProof/>
+          <w:szCs w:val="22"/>
+          <w:lang w:val="en-IN"/>
+        </w:rPr>
         <w:t>)</w:t>
       </w:r>
     </w:p>
@@ -5569,7 +5272,32 @@
           <w:szCs w:val="22"/>
           <w:lang w:val="en-IN"/>
         </w:rPr>
-        <w:t xml:space="preserve"> (Role: Main supervisor)</w:t>
+        <w:t xml:space="preserve"> (Role: Main supervisor</w:t>
+      </w:r>
+      <w:r>
+        <w:rPr>
+          <w:noProof/>
+          <w:szCs w:val="22"/>
+          <w:lang w:val="en-IN"/>
+        </w:rPr>
+        <w:t xml:space="preserve">, </w:t>
+      </w:r>
+      <w:r>
+        <w:rPr>
+          <w:b/>
+          <w:bCs/>
+          <w:noProof/>
+          <w:szCs w:val="22"/>
+          <w:lang w:val="en-IN"/>
+        </w:rPr>
+        <w:t>Ogoing</w:t>
+      </w:r>
+      <w:r>
+        <w:rPr>
+          <w:szCs w:val="22"/>
+          <w:lang w:val="en-IN"/>
+        </w:rPr>
+        <w:t>)</w:t>
       </w:r>
     </w:p>
     <w:p>
@@ -6011,14 +5739,7 @@
           <w:szCs w:val="22"/>
           <w:lang w:val="en-IN"/>
         </w:rPr>
-        <w:t>Trainer for new cadets</w:t>
-      </w:r>
-      <w:r>
-        <w:rPr>
-          <w:szCs w:val="22"/>
-          <w:lang w:val="en-IN"/>
-        </w:rPr>
-        <w:t xml:space="preserve"> </w:t>
+        <w:t xml:space="preserve">Trainer for new cadets </w:t>
       </w:r>
       <w:r>
         <w:rPr>
